--- a/storage/templates/normalized-docx/BM-060/BM-060_normalized.docx
+++ b/storage/templates/normalized-docx/BM-060/BM-060_normalized.docx
@@ -1233,7 +1233,7 @@
         <w:rPr>
           <w:rFonts w:cs="Times New Roman" w:ascii="Times New Roman" w:hAnsi="Times New Roman"/>
         </w:rPr>
-        <w:t xml:space="preserve">{{document.field}}</w:t>
+        <w:t xml:space="preserve">{{decision.decisionLine10}}}</w:t>
       </w:r>
     </w:p>
     <w:p>
@@ -1336,7 +1336,7 @@
           <w:spacing w:val="-2"/>
           <w:szCs w:val="28"/>
         </w:rPr>
-        <w:t>{{document.field}}</w:t>
+        <w:t>{{decision.decisionLine10}}}</w:t>
       </w:r>
       <w:r>
         <w:rPr>
@@ -1352,7 +1352,7 @@
           <w:spacing w:val="-2"/>
           <w:szCs w:val="28"/>
         </w:rPr>
-        <w:t>{{document.field}}</w:t>
+        <w:t>{{decision.decisionLine10}}}</w:t>
       </w:r>
     </w:p>
     <w:p>
@@ -1405,7 +1405,7 @@
           <w:spacing w:val="-2"/>
           <w:szCs w:val="28"/>
         </w:rPr>
-        <w:t>{{document.field}}</w:t>
+        <w:t>{{decision.decisionLine10}}}</w:t>
         <w:tab/>
         <w:tab/>
       </w:r>
@@ -1429,7 +1429,7 @@
           <w:spacing w:val="-2"/>
           <w:szCs w:val="28"/>
         </w:rPr>
-        <w:t>{{document.field}}</w:t>
+        <w:t>{{decision.decisionLine10}}}</w:t>
         <w:tab/>
         <w:tab/>
         <w:t xml:space="preserve"> </w:t>
@@ -1510,7 +1510,7 @@
           <w:spacing w:val="-2"/>
           <w:szCs w:val="28"/>
         </w:rPr>
-        <w:t xml:space="preserve">{{document.field}}</w:t>
+        <w:t xml:space="preserve">{{decision.decisionLine10}}}</w:t>
         <w:tab/>
         <w:tab/>
       </w:r>
@@ -1580,7 +1580,7 @@
           <w:szCs w:val="28"/>
           <w:lang w:eastAsia="vi-VN"/>
         </w:rPr>
-        <w:t>{{document.field}}</w:t>
+        <w:t>{{decision.decisionLine10}}}</w:t>
       </w:r>
     </w:p>
     <w:p>
@@ -1607,7 +1607,7 @@
           <w:lang w:eastAsia="vi-VN"/>
         </w:rPr>
         <w:tab/>
-        <w:t xml:space="preserve">{{document.field}}</w:t>
+        <w:t xml:space="preserve">{{decision.decisionLine10}}}</w:t>
       </w:r>
     </w:p>
     <w:p>
@@ -1650,7 +1650,7 @@
           <w:szCs w:val="28"/>
           <w:lang w:eastAsia="vi-VN"/>
         </w:rPr>
-        <w:t>{{document.field}}</w:t>
+        <w:t>{{decision.decisionLine10}}}</w:t>
       </w:r>
     </w:p>
     <w:p>
@@ -1682,7 +1682,7 @@
           <w:spacing w:val="-2"/>
           <w:szCs w:val="28"/>
         </w:rPr>
-        <w:t>{{document.field}}</w:t>
+        <w:t>{{decision.decisionLine10}}}</w:t>
       </w:r>
     </w:p>
     <w:p>

--- a/storage/templates/normalized-docx/BM-060/BM-060_normalized.docx
+++ b/storage/templates/normalized-docx/BM-060/BM-060_normalized.docx
@@ -1075,7 +1075,7 @@
         <w:rPr>
           <w:rFonts w:cs="Times New Roman" w:ascii="Times New Roman" w:hAnsi="Times New Roman"/>
         </w:rPr>
-        <w:t xml:space="preserve">Căn cứ Quyết định khởi tố vụ án hình sự </w:t>
+        <w:t xml:space="preserve">Căn cứ Quyết định khởi tố vụ án hình sự {{document.fullDocumentCode}}</w:t>
       </w:r>
       <w:bookmarkStart w:id="1" w:name="_Hlk217801872"/>
       <w:bookmarkStart w:id="2" w:name="_Hlk217801170"/>

--- a/storage/templates/normalized-docx/BM-060/BM-060_normalized.docx
+++ b/storage/templates/normalized-docx/BM-060/BM-060_normalized.docx
@@ -1233,7 +1233,7 @@
         <w:rPr>
           <w:rFonts w:cs="Times New Roman" w:ascii="Times New Roman" w:hAnsi="Times New Roman"/>
         </w:rPr>
-        <w:t xml:space="preserve">{{decision.decisionLine10}}}</w:t>
+        <w:t xml:space="preserve">{{decision.decisionLine10}}</w:t>
       </w:r>
     </w:p>
     <w:p>
@@ -1336,7 +1336,7 @@
           <w:spacing w:val="-2"/>
           <w:szCs w:val="28"/>
         </w:rPr>
-        <w:t>{{decision.decisionLine10}}}</w:t>
+        <w:t>{{decision.decisionLine10}}</w:t>
       </w:r>
       <w:r>
         <w:rPr>
@@ -1352,7 +1352,7 @@
           <w:spacing w:val="-2"/>
           <w:szCs w:val="28"/>
         </w:rPr>
-        <w:t>{{decision.decisionLine10}}}</w:t>
+        <w:t>{{decision.decisionLine10}}</w:t>
       </w:r>
     </w:p>
     <w:p>
@@ -1405,7 +1405,7 @@
           <w:spacing w:val="-2"/>
           <w:szCs w:val="28"/>
         </w:rPr>
-        <w:t>{{decision.decisionLine10}}}</w:t>
+        <w:t>{{decision.decisionLine10}}</w:t>
         <w:tab/>
         <w:tab/>
       </w:r>
@@ -1429,7 +1429,7 @@
           <w:spacing w:val="-2"/>
           <w:szCs w:val="28"/>
         </w:rPr>
-        <w:t>{{decision.decisionLine10}}}</w:t>
+        <w:t>{{decision.decisionLine10}}</w:t>
         <w:tab/>
         <w:tab/>
         <w:t xml:space="preserve"> </w:t>
@@ -1510,7 +1510,7 @@
           <w:spacing w:val="-2"/>
           <w:szCs w:val="28"/>
         </w:rPr>
-        <w:t xml:space="preserve">{{decision.decisionLine10}}}</w:t>
+        <w:t xml:space="preserve">{{decision.decisionLine10}}</w:t>
         <w:tab/>
         <w:tab/>
       </w:r>
@@ -1580,7 +1580,7 @@
           <w:szCs w:val="28"/>
           <w:lang w:eastAsia="vi-VN"/>
         </w:rPr>
-        <w:t>{{decision.decisionLine10}}}</w:t>
+        <w:t>{{decision.decisionLine10}}</w:t>
       </w:r>
     </w:p>
     <w:p>
@@ -1607,7 +1607,7 @@
           <w:lang w:eastAsia="vi-VN"/>
         </w:rPr>
         <w:tab/>
-        <w:t xml:space="preserve">{{decision.decisionLine10}}}</w:t>
+        <w:t xml:space="preserve">{{decision.decisionLine10}}</w:t>
       </w:r>
     </w:p>
     <w:p>
@@ -1650,7 +1650,7 @@
           <w:szCs w:val="28"/>
           <w:lang w:eastAsia="vi-VN"/>
         </w:rPr>
-        <w:t>{{decision.decisionLine10}}}</w:t>
+        <w:t>{{decision.decisionLine10}}</w:t>
       </w:r>
     </w:p>
     <w:p>
@@ -1682,7 +1682,7 @@
           <w:spacing w:val="-2"/>
           <w:szCs w:val="28"/>
         </w:rPr>
-        <w:t>{{decision.decisionLine10}}}</w:t>
+        <w:t>{{decision.decisionLine10}}</w:t>
       </w:r>
     </w:p>
     <w:p>
